--- a/ru/wisdom-stories/mullah-and-the-scholar.docx
+++ b/ru/wisdom-stories/mullah-and-the-scholar.docx
@@ -3,68 +3,104 @@
 <w:document xmlns:wpc="http://schemas.microsoft.com/office/word/2010/wordprocessingCanvas" xmlns:mo="http://schemas.microsoft.com/office/mac/office/2008/main" xmlns:mc="http://schemas.openxmlformats.org/markup-compatibility/2006" xmlns:mv="urn:schemas-microsoft-com:mac:vml" xmlns:o="urn:schemas-microsoft-com:office:office" xmlns:r="http://schemas.openxmlformats.org/officeDocument/2006/relationships" xmlns:m="http://schemas.openxmlformats.org/officeDocument/2006/math" xmlns:v="urn:schemas-microsoft-com:vml" xmlns:wp14="http://schemas.microsoft.com/office/word/2010/wordprocessingDrawing" xmlns:wp="http://schemas.openxmlformats.org/drawingml/2006/wordprocessingDrawing" xmlns:w10="urn:schemas-microsoft-com:office:word" xmlns:w="http://schemas.openxmlformats.org/wordprocessingml/2006/main" xmlns:w14="http://schemas.microsoft.com/office/word/2010/wordml" xmlns:wpg="http://schemas.microsoft.com/office/word/2010/wordprocessingGroup" xmlns:wpi="http://schemas.microsoft.com/office/word/2010/wordprocessingInk" xmlns:wne="http://schemas.microsoft.com/office/word/2006/wordml" xmlns:wps="http://schemas.microsoft.com/office/word/2010/wordprocessingShape" mc:Ignorable="w14 wp14">
   <w:body>
     <w:p>
+      <w:pPr>
+        <w:pStyle w:val="Title"/>
+      </w:pPr>
       <w:r>
         <w:t>Мулла и учёный</w:t>
       </w:r>
     </w:p>
     <w:p>
+      <w:pPr/>
       <w:r>
-        <w:t>В Темурланг приезжает учёный из другой страны; после долгих разговоров через переводчика он объявляет, что хочет встретиться с учёными этой земли. Тимур собирает всех учёных. Никто не решается спорить с иностранцем. Наконец, видя их страх, мулла берёт спор на себя.</w:t>
+        <w:t>К Тимуру прибыл иностранный учёный и после долгой беседы через переводчика попросил устроить встречу с местными мудрецами. Никто не решался вступить с ним в спор. Наконец вызвался мулла.</w:t>
       </w:r>
     </w:p>
     <w:p>
+      <w:pPr/>
       <w:r>
         <w:t>Собирается собрание. Иностранный учёный рисует на земле круг и поворачивается к мулле. Мулла немного подумал и разделил круг надвое. Видя, что учёный молчит, он проводит ещё черту, делит на четыре, три части тянет к себе и делает вид, будто одну отдаёт иностранцу. Учёный соглашается. Затем учёный держит кулак тыльной стороной к земле и ждёт ответа. Мулла отвечает, повернув руку наоборот, пальцами вниз. Учёный и с этим согласен.</w:t>
       </w:r>
     </w:p>
     <w:p>
+      <w:pPr/>
       <w:r>
         <w:t>В третий раз учёный показывает себя и делает вид, будто ест. Мулла быстро достаёт из кармана яйцо и машет руками, словно птичьими крыльями. Учёный смеётся, целует руку муллы, и мулла уходит.</w:t>
       </w:r>
     </w:p>
     <w:p>
+      <w:pPr>
+        <w:spacing w:after="80"/>
+      </w:pPr>
       <w:r>
         <w:t>Тимур через переводчика спрашивает учёного: «Мы ничего не поняли из этих знаков».</w:t>
       </w:r>
     </w:p>
     <w:p>
+      <w:pPr/>
       <w:r>
         <w:t>Учёный говорит: «Мнения о мире различны. Нарисовав тот круг, я сказал, что земля круглая, и хотел узнать мнение вашего учёного. Машаллах вашему учёному — он быстро провёл экватор, затем разделил на четыре и показал, что три части — вода, одна — суша. Потом я спросил о жизни растений на земле. Ваш учёный и на это ответил верно — что все растения живут дождём и солнечными лучами».</w:t>
       </w:r>
     </w:p>
     <w:p>
+      <w:pPr/>
       <w:r>
         <w:t>«Третьим вопросом я хотел узнать его мнение о людях и животных; он быстро напомнил мне яйцом, что птицы тоже относятся к этому роду».</w:t>
       </w:r>
     </w:p>
     <w:p>
+      <w:pPr>
+        <w:spacing w:after="80"/>
+      </w:pPr>
       <w:r>
-        <w:t>После ухода учёного Тимур позвал муллу и спросил о расспросе с учёным.</w:t>
+        <w:t>Когда гость ушёл, Тимур попросил муллу объяснить смысл их разговора.</w:t>
       </w:r>
     </w:p>
     <w:p>
+      <w:pPr/>
       <w:r>
         <w:t>Мулла сказал: «Эх, учёный… Я думал, он и вправду глубокий человек. А он оказался простым обжорой… Сначала нарисовал на земле круг и сказал мне: вот бы сейчас тут была сковорода с яичницей. Я быстро разделил пополам и сказал: вам всего не дадут — мы тоже здесь. Вижу, приятель недоволен. Быстро снова разделил и три доли взял себе, чтобы видел, какова жадность. Человек увидел, что яичница уходит, и согласился. Во второй раз поднял руку к небу, мол: как насчёт казана плова?</w:t>
       </w:r>
     </w:p>
     <w:p>
+      <w:pPr>
+        <w:keepNext/>
+      </w:pPr>
       <w:r>
         <w:t>Я держал руку ладонью вниз и сказал: если сверху есть чернота — съем. В третий раз показал мне живот и сказал: с дороги пришёл, голоден. Я быстро достал яйцо из кармана и сказал: ради тебя — я сам голоднее тебя, да и в кармане одно яйцо; не настаивай, отдать не смогу».</w:t>
       </w:r>
     </w:p>
     <w:p>
+      <w:pPr>
+        <w:keepNext/>
+        <w:keepLines/>
+        <w:spacing w:before="160"/>
+      </w:pPr>
       <w:r>
-        <w:t>Мораль: Один и тот же знак каждый читает по-своему, по своему миру. Человек часто видит другого в зеркале собственных мыслей.</w:t>
+        <w:rPr>
+          <w:b/>
+        </w:rPr>
+        <w:t>Мораль:</w:t>
+      </w:r>
+      <w:r>
+        <w:t xml:space="preserve"> Один и тот же знак люди понимают по-разному. Часто мы видим в чужих словах и поступках отражение собственных мыслей.</w:t>
       </w:r>
     </w:p>
     <w:p>
+      <w:pPr>
+        <w:spacing w:after="80"/>
+      </w:pPr>
       <w:r>
+        <w:rPr>
+          <w:i/>
+          <w:sz w:val="18"/>
+        </w:rPr>
         <w:t>История взята из открытых источников Интернета.</w:t>
       </w:r>
     </w:p>
     <w:sectPr>
-      <w:pgSz w:w="12240" w:h="15840"/>
-      <w:pgMar w:top="1440" w:right="1800" w:bottom="1440" w:left="1800" w:header="720" w:footer="720" w:gutter="0"/>
+      <w:pgSz w:w="11909" w:h="16834"/>
+      <w:pgMar w:top="1152" w:right="1224" w:bottom="1152" w:left="1224" w:header="720" w:footer="720" w:gutter="0"/>
       <w:cols w:space="720"/>
       <w:docGrid w:linePitch="360"/>
     </w:sectPr>
@@ -435,6 +471,16 @@
     <w:name w:val="Normal"/>
     <w:qFormat/>
     <w:rsid w:val="00FC693F"/>
+    <w:pPr>
+      <w:widowControl/>
+      <w:spacing w:after="120" w:line="269" w:lineRule="auto"/>
+    </w:pPr>
+    <w:rPr>
+      <w:rFonts w:ascii="Arial" w:hAnsi="Arial"/>
+      <w:color w:val="000000"/>
+      <w:sz w:val="22"/>
+      <w:lang w:val="ru-RU"/>
+    </w:rPr>
   </w:style>
   <w:style w:type="paragraph" w:styleId="Header">
     <w:name w:val="header"/>
@@ -777,18 +823,20 @@
     <w:qFormat/>
     <w:rsid w:val="00FC693F"/>
     <w:pPr>
+      <w:keepNext/>
       <w:pBdr>
         <w:bottom w:val="single" w:sz="8" w:space="4" w:color="4F81BD" w:themeColor="accent1"/>
       </w:pBdr>
-      <w:spacing w:after="300" w:line="240" w:lineRule="auto"/>
+      <w:spacing w:after="280" w:line="240" w:lineRule="auto"/>
       <w:contextualSpacing/>
     </w:pPr>
     <w:rPr>
-      <w:rFonts w:asciiTheme="majorHAnsi" w:eastAsiaTheme="majorEastAsia" w:hAnsiTheme="majorHAnsi" w:cstheme="majorBidi"/>
-      <w:color w:val="17365D" w:themeColor="text2" w:themeShade="BF"/>
+      <w:rFonts w:asciiTheme="majorHAnsi" w:eastAsiaTheme="majorEastAsia" w:hAnsiTheme="majorHAnsi" w:cstheme="majorBidi" w:ascii="Arial" w:hAnsi="Arial"/>
+      <w:b/>
+      <w:color w:val="000000"/>
       <w:spacing w:val="5"/>
       <w:kern w:val="28"/>
-      <w:sz w:val="52"/>
+      <w:sz w:val="34"/>
       <w:szCs w:val="52"/>
     </w:rPr>
   </w:style>

--- a/ru/wisdom-stories/mullah-and-the-scholar.docx
+++ b/ru/wisdom-stories/mullah-and-the-scholar.docx
@@ -13,7 +13,7 @@
     <w:p>
       <w:pPr/>
       <w:r>
-        <w:t>К Тимуру прибыл иностранный учёный и после долгой беседы через переводчика попросил устроить встречу с местными мудрецами. Никто не решался вступить с ним в спор. Наконец вызвался мулла.</w:t>
+        <w:t>К Тимуру прибыл иностранный учёный и после долгой беседы через переводчика попросил устроить встречу с местными мудрецами. Тимур собрал всех учёных. Никто не решался вступить с ним в спор. Наконец, увидев, как они напуганы, вызвался мулла.</w:t>
       </w:r>
     </w:p>
     <w:p>
@@ -33,7 +33,7 @@
         <w:spacing w:after="80"/>
       </w:pPr>
       <w:r>
-        <w:t>Тимур через переводчика спрашивает учёного: «Мы ничего не поняли из этих знаков».</w:t>
+        <w:t>Тимур через переводчика спрашивает учёного: «Что вы хотели сказать этими знаками? Мы ничего не поняли».</w:t>
       </w:r>
     </w:p>
     <w:p>
@@ -59,7 +59,7 @@
     <w:p>
       <w:pPr/>
       <w:r>
-        <w:t>Мулла сказал: «Эх, учёный… Я думал, он и вправду глубокий человек. А он оказался простым обжорой… Сначала нарисовал на земле круг и сказал мне: вот бы сейчас тут была сковорода с яичницей. Я быстро разделил пополам и сказал: вам всего не дадут — мы тоже здесь. Вижу, приятель недоволен. Быстро снова разделил и три доли взял себе, чтобы видел, какова жадность. Человек увидел, что яичница уходит, и согласился. Во второй раз поднял руку к небу, мол: как насчёт казана плова?</w:t>
+        <w:t>Мулла сказал: «Эх, учёный… Я думал, он и вправду глубокий человек. А он оказался дураком и обжорой… Сначала нарисовал на земле круг и сказал мне: вот бы сейчас тут была сковорода с яичницей. Я быстро разделил пополам и сказал: вам всего не дадут — мы тоже здесь. Вижу, приятель недоволен. Быстро снова разделил и три доли взял себе, чтобы видел, какова жадность. Человек увидел, что яичница уходит, и согласился. Во второй раз поднял руку к небу, мол: как насчёт казана плова?</w:t>
       </w:r>
     </w:p>
     <w:p>
@@ -80,11 +80,9 @@
         <w:rPr>
           <w:b/>
         </w:rPr>
-        <w:t>Мораль:</w:t>
+        <w:t>Мораль: Один и тот же знак люди понимают по-разному. Часто мы видим в чужих словах и поступках отражение собственных мыслей.</w:t>
       </w:r>
-      <w:r>
-        <w:t xml:space="preserve"> Один и тот же знак люди понимают по-разному. Часто мы видим в чужих словах и поступках отражение собственных мыслей.</w:t>
-      </w:r>
+      <w:r/>
     </w:p>
     <w:p>
       <w:pPr>
@@ -95,7 +93,7 @@
           <w:i/>
           <w:sz w:val="18"/>
         </w:rPr>
-        <w:t>История взята из открытых источников Интернета.</w:t>
+        <w:t>Рассказы взяты из открытых интернет-источников, а иллюстрации созданы с помощью ИИ.</w:t>
       </w:r>
     </w:p>
     <w:sectPr>
